--- a/agents/output/Newsletter_Branding_2026-08-13.docx
+++ b/agents/output/Newsletter_Branding_2026-08-13.docx
@@ -96,19 +96,6 @@
     </w:p>
     <w:p>
       <w:pPr>
-        <w:spacing w:after="40" w:line="264" w:lineRule="auto"/>
-      </w:pPr>
-      <w:r>
-        <w:rPr>
-          <w:rFonts w:ascii="Calibri" w:hAnsi="Calibri"/>
-          <w:color w:val="565F6C"/>
-          <w:sz w:val="19"/>
-        </w:rPr>
-        <w:t>Type : Veille hebdomadaire</w:t>
-      </w:r>
-    </w:p>
-    <w:p>
-      <w:pPr>
         <w:spacing w:before="80" w:after="120" w:line="264" w:lineRule="auto"/>
       </w:pPr>
       <w:r>
@@ -117,24 +104,7 @@
           <w:b w:val="0"/>
           <w:i w:val="0"/>
         </w:rPr>
-        <w:t>Voici les articles que j'ai releves cette semaine :</w:t>
-        <w:br/>
-        <w:br/>
-        <w:t>- Instagram - Apps on Google Play (play.google.com)</w:t>
-        <w:br/>
-        <w:t xml:space="preserve">  https://play.google.com/store/apps/details?id=com.instagram.android&amp;hl=en-US</w:t>
-        <w:br/>
-        <w:t>- Instagram - Meta (meta.com)</w:t>
-        <w:br/>
-        <w:t xml:space="preserve">  https://www.meta.com/instagram/</w:t>
-        <w:br/>
-        <w:t>- Définition de agent | Dictionnaire français - La langue française (lalanguefrancaise.com)</w:t>
-        <w:br/>
-        <w:t xml:space="preserve">  https://www.lalanguefrancaise.com/dictionnaire/definition/agent</w:t>
-        <w:br/>
-        <w:t>- Agent Provocateur: Luxury Lingerie, Swimwear, Bridal lingerie, Hosiery ... (agentprovocateur.com)</w:t>
-        <w:br/>
-        <w:t xml:space="preserve">  https://www.agentprovocateur.com/</w:t>
+        <w:t>Pas d'article suffisamment pertinent cette semaine dans ma veille IA/Product.</w:t>
       </w:r>
     </w:p>
     <w:p>
@@ -154,19 +124,6 @@
           <w:i w:val="0"/>
         </w:rPr>
         <w:t>2. Cas client : Accompagnement produit post-LBO</w:t>
-      </w:r>
-    </w:p>
-    <w:p>
-      <w:pPr>
-        <w:spacing w:after="40" w:line="264" w:lineRule="auto"/>
-      </w:pPr>
-      <w:r>
-        <w:rPr>
-          <w:rFonts w:ascii="Calibri" w:hAnsi="Calibri"/>
-          <w:color w:val="565F6C"/>
-          <w:sz w:val="19"/>
-        </w:rPr>
-        <w:t>Type : Cas client</w:t>
       </w:r>
     </w:p>
     <w:p>
@@ -228,19 +185,6 @@
     </w:p>
     <w:p>
       <w:pPr>
-        <w:spacing w:after="40" w:line="264" w:lineRule="auto"/>
-      </w:pPr>
-      <w:r>
-        <w:rPr>
-          <w:rFonts w:ascii="Calibri" w:hAnsi="Calibri"/>
-          <w:color w:val="565F6C"/>
-          <w:sz w:val="19"/>
-        </w:rPr>
-        <w:t>Type : Conseil pratique</w:t>
-      </w:r>
-    </w:p>
-    <w:p>
-      <w:pPr>
         <w:spacing w:before="80" w:after="120" w:line="264" w:lineRule="auto"/>
       </w:pPr>
       <w:r>
@@ -249,7 +193,7 @@
           <w:b w:val="0"/>
           <w:i w:val="0"/>
         </w:rPr>
-        <w:t>Un point que je vois regulierement sur le terrain, et cet article le resume bien : Qu’est-ce qu’un audit ? Tout ce qu'il faut savoir - CF (compagnie-fiduciaire.com).</w:t>
+        <w:t>Un point souvent neglige mais qui fait la difference : la clarte du cadrage en amont. Avant de lancer un projet, posez-vous 3 questions : quel est le probleme, pour qui, et comment saurons-nous que c'est resolu ?</w:t>
       </w:r>
     </w:p>
     <w:p>
@@ -273,19 +217,6 @@
     </w:p>
     <w:p>
       <w:pPr>
-        <w:spacing w:after="40" w:line="264" w:lineRule="auto"/>
-      </w:pPr>
-      <w:r>
-        <w:rPr>
-          <w:rFonts w:ascii="Calibri" w:hAnsi="Calibri"/>
-          <w:color w:val="565F6C"/>
-          <w:sz w:val="19"/>
-        </w:rPr>
-        <w:t>Type : Analyse de tendance</w:t>
-      </w:r>
-    </w:p>
-    <w:p>
-      <w:pPr>
         <w:spacing w:before="80" w:after="120" w:line="264" w:lineRule="auto"/>
       </w:pPr>
       <w:r>
@@ -294,16 +225,7 @@
           <w:b w:val="0"/>
           <w:i w:val="0"/>
         </w:rPr>
-        <w:t>Signaux retenus cette semaine :</w:t>
-        <w:br/>
-        <w:br/>
-        <w:t>- Définition de transformation | Dictionnaire français (lalanguefrancaise.com)</w:t>
-        <w:br/>
-        <w:t xml:space="preserve">  https://www.lalanguefrancaise.com/dictionnaire/definition/transformation</w:t>
-        <w:br/>
-        <w:t>- Transformation UK | Cross Dressing &amp; Transgender Products (transformation.co.uk)</w:t>
-        <w:br/>
-        <w:t xml:space="preserve">  https://www.transformation.co.uk/</w:t>
+        <w:t>Pas de tendance marquante cette semaine dans le secteur. Je continue la veille.</w:t>
       </w:r>
     </w:p>
     <w:p>
